--- a/lab_suite/labs/01_01_BeerCoasterTelegraph/submissions/answers.docx
+++ b/lab_suite/labs/01_01_BeerCoasterTelegraph/submissions/answers.docx
@@ -4,82 +4,38 @@
   <w:body>
     <w:p>
       <w:r>
-        <w:rPr>
-          <w:sz w:val="32"/>
-          <w:szCs w:val="24"/>
-        </w:rPr>
-        <w:t>Das Bierdeckel-Quiz</w:t>
-      </w:r>
-      <w:r>
-        <w:t xml:space="preserve">  - wir bauen einen Telegrafen mit Bierdeckeln!</w:t>
+        <w:t>Wir werden in unserer KT-Vorlesung näher auf die Themen "Funkuhr", "Navi" und "5G Smart-Phone" eingehen. Welches Thema (oder mehrere Themen) sollten wir noch dazunehmen?</w:t>
       </w:r>
     </w:p>
     <w:p>
       <w:r>
-        <w:rPr>
-          <w:noProof/>
-        </w:rPr>
-        <w:drawing>
-          <wp:inline distT="0" distB="0" distL="0" distR="0" wp14:anchorId="20FD6E63" wp14:editId="35807FAB">
-            <wp:extent cx="4944165" cy="3258005"/>
-            <wp:effectExtent l="0" t="0" r="8890" b="0"/>
-            <wp:docPr id="1636251833" name="Grafik 1" descr="Ein Bild, das Text, Etikett, Geld, Währung enthält.&#10;&#10;KI-generierte Inhalte können fehlerhaft sein."/>
-            <wp:cNvGraphicFramePr>
-              <a:graphicFrameLocks xmlns:a="http://schemas.openxmlformats.org/drawingml/2006/main" noChangeAspect="1"/>
-            </wp:cNvGraphicFramePr>
-            <a:graphic xmlns:a="http://schemas.openxmlformats.org/drawingml/2006/main">
-              <a:graphicData uri="http://schemas.openxmlformats.org/drawingml/2006/picture">
-                <pic:pic xmlns:pic="http://schemas.openxmlformats.org/drawingml/2006/picture">
-                  <pic:nvPicPr>
-                    <pic:cNvPr id="1636251833" name="Grafik 1" descr="Ein Bild, das Text, Etikett, Geld, Währung enthält.&#10;&#10;KI-generierte Inhalte können fehlerhaft sein."/>
-                    <pic:cNvPicPr/>
-                  </pic:nvPicPr>
-                  <pic:blipFill>
-                    <a:blip r:embed="rId5"/>
-                    <a:stretch>
-                      <a:fillRect/>
-                    </a:stretch>
-                  </pic:blipFill>
-                  <pic:spPr>
-                    <a:xfrm>
-                      <a:off x="0" y="0"/>
-                      <a:ext cx="4944165" cy="3258005"/>
-                    </a:xfrm>
-                    <a:prstGeom prst="rect">
-                      <a:avLst/>
-                    </a:prstGeom>
-                  </pic:spPr>
-                </pic:pic>
-              </a:graphicData>
-            </a:graphic>
-          </wp:inline>
-        </w:drawing>
+        <w:t>Füge eine kurze Web-Recherche über dein bevorzugtes Thema hier ein:</w:t>
       </w:r>
     </w:p>
-    <w:p/>
     <w:p>
       <w:r>
-        <w:t xml:space="preserve">Früher gab es </w:t>
+        <w:t xml:space="preserve">Die </w:t>
       </w:r>
       <w:r>
-        <w:rPr>
-          <w:b/>
-          <w:bCs/>
-        </w:rPr>
-        <w:t>optische Telegrafen</w:t>
+        <w:t>NFC-Technologie</w:t>
       </w:r>
       <w:r>
-        <w:t xml:space="preserve">: Mit einer begrenzten Anzahl von </w:t>
+        <w:t xml:space="preserve"> wäre auch sehr interessant.</w:t>
       </w:r>
       <w:r>
-        <w:rPr>
-          <w:b/>
-          <w:bCs/>
-        </w:rPr>
-        <w:t>Stellungen</w:t>
+        <w:t xml:space="preserve"> Vor allem da sie in vielen Bereichen verwendet wird</w:t>
       </w:r>
       <w:r>
-        <w:t xml:space="preserve"> (z.</w:t>
+        <w:t xml:space="preserve"> und die Technik dahinter</w:t>
+      </w:r>
+      <w:r>
+        <w:t>.</w:t>
+      </w:r>
+      <w:r>
+        <w:t xml:space="preserve"> </w:t>
+      </w:r>
+      <w:r>
+        <w:t>NFC arbeitet im 13,56</w:t>
       </w:r>
       <w:r>
         <w:rPr>
@@ -88,335 +44,14 @@
         <w:t> </w:t>
       </w:r>
       <w:r>
-        <w:t xml:space="preserve">B. die Arme eines </w:t>
-      </w:r>
-      <w:proofErr w:type="spellStart"/>
-      <w:r>
-        <w:t>Chappe</w:t>
-      </w:r>
-      <w:proofErr w:type="spellEnd"/>
-      <w:r>
-        <w:t>-Telegrafen oder die Fl</w:t>
-      </w:r>
-      <w:r>
-        <w:rPr>
-          <w:rFonts w:ascii="Aptos" w:hAnsi="Aptos" w:cs="Aptos"/>
-        </w:rPr>
-        <w:t>ü</w:t>
-      </w:r>
-      <w:r>
-        <w:t xml:space="preserve">gel einer Semaphore) und einer </w:t>
-      </w:r>
-      <w:r>
-        <w:rPr>
-          <w:b/>
-          <w:bCs/>
-        </w:rPr>
-        <w:t>festen Anzahl m</w:t>
-      </w:r>
-      <w:r>
-        <w:rPr>
-          <w:rFonts w:ascii="Aptos" w:hAnsi="Aptos" w:cs="Aptos"/>
-          <w:b/>
-          <w:bCs/>
-        </w:rPr>
-        <w:t>ö</w:t>
-      </w:r>
-      <w:r>
-        <w:rPr>
-          <w:b/>
-          <w:bCs/>
-        </w:rPr>
-        <w:t>glicher Zeichen pro Stellung</w:t>
-      </w:r>
-      <w:r>
-        <w:t xml:space="preserve"> konnte man Nachrichten </w:t>
-      </w:r>
-      <w:r>
-        <w:rPr>
-          <w:rFonts w:ascii="Aptos" w:hAnsi="Aptos" w:cs="Aptos"/>
-        </w:rPr>
-        <w:t>ü</w:t>
-      </w:r>
-      <w:r>
-        <w:t xml:space="preserve">ber weite Strecken senden. Je mehr Stellungen und Zeichen, desto mehr verschiedene Nachrichten </w:t>
-      </w:r>
-      <w:r>
-        <w:rPr>
-          <w:rFonts w:ascii="Aptos" w:hAnsi="Aptos" w:cs="Aptos"/>
-        </w:rPr>
-        <w:t>–</w:t>
-      </w:r>
-      <w:r>
-        <w:t xml:space="preserve"> und damit </w:t>
-      </w:r>
-      <w:r>
-        <w:rPr>
-          <w:b/>
-          <w:bCs/>
-        </w:rPr>
-        <w:t>desto h</w:t>
-      </w:r>
-      <w:r>
-        <w:rPr>
-          <w:rFonts w:ascii="Aptos" w:hAnsi="Aptos" w:cs="Aptos"/>
-          <w:b/>
-          <w:bCs/>
-        </w:rPr>
-        <w:t>ö</w:t>
-      </w:r>
-      <w:r>
-        <w:rPr>
-          <w:b/>
-          <w:bCs/>
-        </w:rPr>
-        <w:t>her der Informationsgehalt</w:t>
-      </w:r>
-      <w:r>
-        <w:t xml:space="preserve"> pro </w:t>
-      </w:r>
-      <w:r>
-        <w:rPr>
-          <w:rFonts w:ascii="Aptos" w:hAnsi="Aptos" w:cs="Aptos"/>
-        </w:rPr>
-        <w:t>ü</w:t>
-      </w:r>
-      <w:r>
-        <w:t xml:space="preserve">bertragenes </w:t>
-      </w:r>
-      <w:r>
-        <w:rPr>
-          <w:rFonts w:ascii="Aptos" w:hAnsi="Aptos" w:cs="Aptos"/>
-          <w:b/>
-          <w:bCs/>
-        </w:rPr>
-        <w:t>„</w:t>
-      </w:r>
-      <w:r>
-        <w:rPr>
-          <w:b/>
-          <w:bCs/>
-        </w:rPr>
-        <w:t>Signal</w:t>
-      </w:r>
-      <w:r>
-        <w:rPr>
-          <w:rFonts w:ascii="Aptos" w:hAnsi="Aptos" w:cs="Aptos"/>
-          <w:b/>
-          <w:bCs/>
-        </w:rPr>
-        <w:t>“</w:t>
-      </w:r>
-      <w:r>
-        <w:t>.</w:t>
-      </w:r>
-    </w:p>
-    <w:p/>
-    <w:p>
-      <w:r>
-        <w:t xml:space="preserve">Unser </w:t>
-      </w:r>
-      <w:r>
-        <w:rPr>
-          <w:b/>
-          <w:bCs/>
-        </w:rPr>
-        <w:t>Bierdeckel-Telegraf</w:t>
-      </w:r>
-      <w:r>
-        <w:t xml:space="preserve"> funktioniert genauso – nur mit Bierdeckeln statt Flügelarmen. Wir wollen dabei den maximalen </w:t>
-      </w:r>
-      <w:r>
-        <w:rPr>
-          <w:b/>
-          <w:bCs/>
-        </w:rPr>
-        <w:t>Informationsgehalt</w:t>
-      </w:r>
-      <w:r>
-        <w:t xml:space="preserve"> pro Bierdeckel-Kombination erzielen.</w:t>
-      </w:r>
-      <w:r>
-        <w:t xml:space="preserve"> Dabei haben wir eine begrenzte Anzahl von Bierdeckeln, die wir von einer beliebigen Anzahl verschiedener Brauerei auswählen können.</w:t>
-      </w:r>
-    </w:p>
-    <w:p/>
-    <w:p>
-      <w:pPr>
-        <w:rPr>
-          <w:color w:val="0070C0"/>
-        </w:rPr>
-      </w:pPr>
-      <w:r>
-        <w:rPr>
-          <w:b/>
-          <w:bCs/>
-          <w:color w:val="0070C0"/>
-        </w:rPr>
-        <w:t>Konkrete Fragestellung</w:t>
-      </w:r>
-      <w:r>
-        <w:rPr>
-          <w:color w:val="0070C0"/>
-        </w:rPr>
-        <w:t>:</w:t>
+        <w:t>MHz-Frequenzbereich und kann auch passiv genutzt werden, das heißt, der NFC-Tag benötigt keine eigene Stromversorgung.</w:t>
       </w:r>
     </w:p>
     <w:p>
-      <w:pPr>
-        <w:pStyle w:val="Listenabsatz"/>
-        <w:numPr>
-          <w:ilvl w:val="0"/>
-          <w:numId w:val="1"/>
-        </w:numPr>
-        <w:rPr>
-          <w:color w:val="0070C0"/>
-        </w:rPr>
-      </w:pPr>
       <w:r>
-        <w:rPr>
-          <w:color w:val="0070C0"/>
-        </w:rPr>
-        <w:t>von wie vielen Brauereien müssen wir die Bierdeckel auswählen, damit wir mit dem Bierdeckel-Telegrafen den höchsten Informationsgehalt pro Bierdeckelkombination erzielen?</w:t>
+        <w:t>https://de.wikipedia.org/wiki/Near_Field_Communication</w:t>
       </w:r>
     </w:p>
-    <w:p>
-      <w:pPr>
-        <w:pStyle w:val="Listenabsatz"/>
-        <w:rPr>
-          <w:color w:val="0070C0"/>
-        </w:rPr>
-      </w:pPr>
-    </w:p>
-    <w:p>
-      <w:pPr>
-        <w:pStyle w:val="Listenabsatz"/>
-        <w:rPr>
-          <w:color w:val="0070C0"/>
-        </w:rPr>
-      </w:pPr>
-      <w:r>
-        <w:rPr>
-          <w:color w:val="0070C0"/>
-        </w:rPr>
-        <w:t xml:space="preserve">Von 3 </w:t>
-      </w:r>
-    </w:p>
-    <w:p>
-      <w:pPr>
-        <w:pStyle w:val="Listenabsatz"/>
-        <w:rPr>
-          <w:color w:val="0070C0"/>
-        </w:rPr>
-      </w:pPr>
-    </w:p>
-    <w:p>
-      <w:pPr>
-        <w:pStyle w:val="Listenabsatz"/>
-        <w:numPr>
-          <w:ilvl w:val="0"/>
-          <w:numId w:val="1"/>
-        </w:numPr>
-        <w:rPr>
-          <w:color w:val="0070C0"/>
-        </w:rPr>
-      </w:pPr>
-      <w:r>
-        <w:rPr>
-          <w:color w:val="0070C0"/>
-        </w:rPr>
-        <w:t>Schätze, wie lange du brauchst, um den Telegrafen mit diesen Bierdeckeln zu be</w:t>
-      </w:r>
-      <w:r>
-        <w:rPr>
-          <w:color w:val="0070C0"/>
-        </w:rPr>
-        <w:t>stücken (bzw. die Bierdeckeln zwischen 2 Nachrichten auszutauschen)</w:t>
-      </w:r>
-      <w:r>
-        <w:rPr>
-          <w:color w:val="0070C0"/>
-        </w:rPr>
-        <w:t xml:space="preserve">, dann </w:t>
-      </w:r>
-      <w:r>
-        <w:rPr>
-          <w:color w:val="0070C0"/>
-        </w:rPr>
-        <w:lastRenderedPageBreak/>
-        <w:t xml:space="preserve">lassen wir die </w:t>
-      </w:r>
-      <w:r>
-        <w:rPr>
-          <w:color w:val="0070C0"/>
-        </w:rPr>
-        <w:t>K</w:t>
-      </w:r>
-      <w:r>
-        <w:rPr>
-          <w:color w:val="0070C0"/>
-        </w:rPr>
-        <w:t>ombination für 10sec liegen.</w:t>
-      </w:r>
-      <w:r>
-        <w:rPr>
-          <w:color w:val="0070C0"/>
-        </w:rPr>
-        <w:br/>
-        <w:t xml:space="preserve">Mit dieser Gesamtdauer pro Nachricht bestimme, welche Datenübertragungsgeschwindigkeit (in </w:t>
-      </w:r>
-      <w:proofErr w:type="spellStart"/>
-      <w:r>
-        <w:rPr>
-          <w:color w:val="0070C0"/>
-        </w:rPr>
-        <w:t>bit</w:t>
-      </w:r>
-      <w:proofErr w:type="spellEnd"/>
-      <w:r>
-        <w:rPr>
-          <w:color w:val="0070C0"/>
-        </w:rPr>
-        <w:t xml:space="preserve">/s) du </w:t>
-      </w:r>
-      <w:proofErr w:type="spellStart"/>
-      <w:r>
-        <w:rPr>
-          <w:color w:val="0070C0"/>
-        </w:rPr>
-        <w:t>erzieleen</w:t>
-      </w:r>
-      <w:proofErr w:type="spellEnd"/>
-      <w:r>
-        <w:rPr>
-          <w:color w:val="0070C0"/>
-        </w:rPr>
-        <w:t xml:space="preserve"> kannst!</w:t>
-      </w:r>
-    </w:p>
-    <w:p/>
-    <w:p>
-      <w:r>
-        <w:t xml:space="preserve">Nach der Bearbeitung der Aufgabe und ggf. Überprüfung mit </w:t>
-      </w:r>
-      <w:r>
-        <w:rPr>
-          <w:b/>
-          <w:bCs/>
-        </w:rPr>
-        <w:t>beer_coaster.py</w:t>
-      </w:r>
-      <w:r>
-        <w:t>:</w:t>
-      </w:r>
-    </w:p>
-    <w:p/>
-    <w:p/>
-    <w:p/>
-    <w:p/>
-    <w:p/>
-    <w:p/>
-    <w:p/>
     <w:sectPr>
       <w:pgSz w:w="11906" w:h="16838"/>
       <w:pgMar w:top="1417" w:right="1417" w:bottom="1134" w:left="1417" w:header="708" w:footer="708" w:gutter="0"/>
@@ -425,103 +60,6 @@
     </w:sectPr>
   </w:body>
 </w:document>
-</file>
-
-<file path=word/numbering.xml><?xml version="1.0" encoding="utf-8"?>
-<w:numbering xmlns:wpc="http://schemas.microsoft.com/office/word/2010/wordprocessingCanvas" xmlns:cx="http://schemas.microsoft.com/office/drawing/2014/chartex" xmlns:cx1="http://schemas.microsoft.com/office/drawing/2015/9/8/chartex" xmlns:cx2="http://schemas.microsoft.com/office/drawing/2015/10/21/chartex" xmlns:cx3="http://schemas.microsoft.com/office/drawing/2016/5/9/chartex" xmlns:cx4="http://schemas.microsoft.com/office/drawing/2016/5/10/chartex" xmlns:cx5="http://schemas.microsoft.com/office/drawing/2016/5/11/chartex" xmlns:cx6="http://schemas.microsoft.com/office/drawing/2016/5/12/chartex" xmlns:cx7="http://schemas.microsoft.com/office/drawing/2016/5/13/chartex" xmlns:cx8="http://schemas.microsoft.com/office/drawing/2016/5/14/chartex" xmlns:mc="http://schemas.openxmlformats.org/markup-compatibility/2006" xmlns:aink="http://schemas.microsoft.com/office/drawing/2016/ink" xmlns:am3d="http://schemas.microsoft.com/office/drawing/2017/model3d" xmlns:o="urn:schemas-microsoft-com:office:office" xmlns:oel="http://schemas.microsoft.com/office/2019/extlst" xmlns:r="http://schemas.openxmlformats.org/officeDocument/2006/relationships" xmlns:m="http://schemas.openxmlformats.org/officeDocument/2006/math" xmlns:v="urn:schemas-microsoft-com:vml" xmlns:wp14="http://schemas.microsoft.com/office/word/2010/wordprocessingDrawing" xmlns:wp="http://schemas.openxmlformats.org/drawingml/2006/wordprocessingDrawing" xmlns:w10="urn:schemas-microsoft-com:office:word" xmlns:w="http://schemas.openxmlformats.org/wordprocessingml/2006/main" xmlns:w14="http://schemas.microsoft.com/office/word/2010/wordml" xmlns:w15="http://schemas.microsoft.com/office/word/2012/wordml" xmlns:w16cex="http://schemas.microsoft.com/office/word/2018/wordml/cex" xmlns:w16cid="http://schemas.microsoft.com/office/word/2016/wordml/cid" xmlns:w16="http://schemas.microsoft.com/office/word/2018/wordml" xmlns:w16du="http://schemas.microsoft.com/office/word/2023/wordml/word16du" xmlns:w16sdtdh="http://schemas.microsoft.com/office/word/2020/wordml/sdtdatahash" xmlns:w16sdtfl="http://schemas.microsoft.com/office/word/2024/wordml/sdtformatlock" xmlns:w16se="http://schemas.microsoft.com/office/word/2015/wordml/symex" xmlns:wpg="http://schemas.microsoft.com/office/word/2010/wordprocessingGroup" xmlns:wpi="http://schemas.microsoft.com/office/word/2010/wordprocessingInk" xmlns:wne="http://schemas.microsoft.com/office/word/2006/wordml" xmlns:wps="http://schemas.microsoft.com/office/word/2010/wordprocessingShape" mc:Ignorable="w14 w15 w16se w16cid w16 w16cex w16sdtdh w16sdtfl w16du wp14">
-  <w:abstractNum w:abstractNumId="0" w15:restartNumberingAfterBreak="0">
-    <w:nsid w:val="5E9B2CB4"/>
-    <w:multiLevelType w:val="hybridMultilevel"/>
-    <w:tmpl w:val="DA245736"/>
-    <w:lvl w:ilvl="0" w:tplc="0C070017">
-      <w:start w:val="1"/>
-      <w:numFmt w:val="lowerLetter"/>
-      <w:lvlText w:val="%1)"/>
-      <w:lvlJc w:val="left"/>
-      <w:pPr>
-        <w:ind w:left="720" w:hanging="360"/>
-      </w:pPr>
-      <w:rPr>
-        <w:rFonts w:hint="default"/>
-      </w:rPr>
-    </w:lvl>
-    <w:lvl w:ilvl="1" w:tplc="0C070019" w:tentative="1">
-      <w:start w:val="1"/>
-      <w:numFmt w:val="lowerLetter"/>
-      <w:lvlText w:val="%2."/>
-      <w:lvlJc w:val="left"/>
-      <w:pPr>
-        <w:ind w:left="1440" w:hanging="360"/>
-      </w:pPr>
-    </w:lvl>
-    <w:lvl w:ilvl="2" w:tplc="0C07001B" w:tentative="1">
-      <w:start w:val="1"/>
-      <w:numFmt w:val="lowerRoman"/>
-      <w:lvlText w:val="%3."/>
-      <w:lvlJc w:val="right"/>
-      <w:pPr>
-        <w:ind w:left="2160" w:hanging="180"/>
-      </w:pPr>
-    </w:lvl>
-    <w:lvl w:ilvl="3" w:tplc="0C07000F" w:tentative="1">
-      <w:start w:val="1"/>
-      <w:numFmt w:val="decimal"/>
-      <w:lvlText w:val="%4."/>
-      <w:lvlJc w:val="left"/>
-      <w:pPr>
-        <w:ind w:left="2880" w:hanging="360"/>
-      </w:pPr>
-    </w:lvl>
-    <w:lvl w:ilvl="4" w:tplc="0C070019" w:tentative="1">
-      <w:start w:val="1"/>
-      <w:numFmt w:val="lowerLetter"/>
-      <w:lvlText w:val="%5."/>
-      <w:lvlJc w:val="left"/>
-      <w:pPr>
-        <w:ind w:left="3600" w:hanging="360"/>
-      </w:pPr>
-    </w:lvl>
-    <w:lvl w:ilvl="5" w:tplc="0C07001B" w:tentative="1">
-      <w:start w:val="1"/>
-      <w:numFmt w:val="lowerRoman"/>
-      <w:lvlText w:val="%6."/>
-      <w:lvlJc w:val="right"/>
-      <w:pPr>
-        <w:ind w:left="4320" w:hanging="180"/>
-      </w:pPr>
-    </w:lvl>
-    <w:lvl w:ilvl="6" w:tplc="0C07000F" w:tentative="1">
-      <w:start w:val="1"/>
-      <w:numFmt w:val="decimal"/>
-      <w:lvlText w:val="%7."/>
-      <w:lvlJc w:val="left"/>
-      <w:pPr>
-        <w:ind w:left="5040" w:hanging="360"/>
-      </w:pPr>
-    </w:lvl>
-    <w:lvl w:ilvl="7" w:tplc="0C070019" w:tentative="1">
-      <w:start w:val="1"/>
-      <w:numFmt w:val="lowerLetter"/>
-      <w:lvlText w:val="%8."/>
-      <w:lvlJc w:val="left"/>
-      <w:pPr>
-        <w:ind w:left="5760" w:hanging="360"/>
-      </w:pPr>
-    </w:lvl>
-    <w:lvl w:ilvl="8" w:tplc="0C07001B" w:tentative="1">
-      <w:start w:val="1"/>
-      <w:numFmt w:val="lowerRoman"/>
-      <w:lvlText w:val="%9."/>
-      <w:lvlJc w:val="right"/>
-      <w:pPr>
-        <w:ind w:left="6480" w:hanging="180"/>
-      </w:pPr>
-    </w:lvl>
-  </w:abstractNum>
-  <w:num w:numId="1" w16cid:durableId="1272544386">
-    <w:abstractNumId w:val="0"/>
-  </w:num>
-</w:numbering>
 </file>
 
 <file path=word/styles.xml><?xml version="1.0" encoding="utf-8"?>
@@ -924,7 +462,6 @@
   <w:style w:type="paragraph" w:default="1" w:styleId="Standard">
     <w:name w:val="Normal"/>
     <w:qFormat/>
-    <w:rsid w:val="00EA584B"/>
   </w:style>
   <w:style w:type="paragraph" w:styleId="berschrift1">
     <w:name w:val="heading 1"/>
@@ -933,7 +470,7 @@
     <w:link w:val="berschrift1Zchn"/>
     <w:uiPriority w:val="9"/>
     <w:qFormat/>
-    <w:rsid w:val="00923913"/>
+    <w:rsid w:val="00DF6C0D"/>
     <w:pPr>
       <w:keepNext/>
       <w:keepLines/>
@@ -956,7 +493,7 @@
     <w:semiHidden/>
     <w:unhideWhenUsed/>
     <w:qFormat/>
-    <w:rsid w:val="00923913"/>
+    <w:rsid w:val="00DF6C0D"/>
     <w:pPr>
       <w:keepNext/>
       <w:keepLines/>
@@ -979,7 +516,7 @@
     <w:semiHidden/>
     <w:unhideWhenUsed/>
     <w:qFormat/>
-    <w:rsid w:val="00923913"/>
+    <w:rsid w:val="00DF6C0D"/>
     <w:pPr>
       <w:keepNext/>
       <w:keepLines/>
@@ -1002,7 +539,7 @@
     <w:semiHidden/>
     <w:unhideWhenUsed/>
     <w:qFormat/>
-    <w:rsid w:val="00923913"/>
+    <w:rsid w:val="00DF6C0D"/>
     <w:pPr>
       <w:keepNext/>
       <w:keepLines/>
@@ -1025,7 +562,7 @@
     <w:semiHidden/>
     <w:unhideWhenUsed/>
     <w:qFormat/>
-    <w:rsid w:val="00923913"/>
+    <w:rsid w:val="00DF6C0D"/>
     <w:pPr>
       <w:keepNext/>
       <w:keepLines/>
@@ -1046,7 +583,7 @@
     <w:semiHidden/>
     <w:unhideWhenUsed/>
     <w:qFormat/>
-    <w:rsid w:val="00923913"/>
+    <w:rsid w:val="00DF6C0D"/>
     <w:pPr>
       <w:keepNext/>
       <w:keepLines/>
@@ -1069,7 +606,7 @@
     <w:semiHidden/>
     <w:unhideWhenUsed/>
     <w:qFormat/>
-    <w:rsid w:val="00923913"/>
+    <w:rsid w:val="00DF6C0D"/>
     <w:pPr>
       <w:keepNext/>
       <w:keepLines/>
@@ -1090,7 +627,7 @@
     <w:semiHidden/>
     <w:unhideWhenUsed/>
     <w:qFormat/>
-    <w:rsid w:val="00923913"/>
+    <w:rsid w:val="00DF6C0D"/>
     <w:pPr>
       <w:keepNext/>
       <w:keepLines/>
@@ -1113,7 +650,7 @@
     <w:semiHidden/>
     <w:unhideWhenUsed/>
     <w:qFormat/>
-    <w:rsid w:val="00923913"/>
+    <w:rsid w:val="00DF6C0D"/>
     <w:pPr>
       <w:keepNext/>
       <w:keepLines/>
@@ -1128,7 +665,6 @@
   <w:style w:type="character" w:default="1" w:styleId="Absatz-Standardschriftart">
     <w:name w:val="Default Paragraph Font"/>
     <w:uiPriority w:val="1"/>
-    <w:semiHidden/>
     <w:unhideWhenUsed/>
   </w:style>
   <w:style w:type="table" w:default="1" w:styleId="NormaleTabelle">
@@ -1157,7 +693,7 @@
     <w:basedOn w:val="Absatz-Standardschriftart"/>
     <w:link w:val="berschrift1"/>
     <w:uiPriority w:val="9"/>
-    <w:rsid w:val="00923913"/>
+    <w:rsid w:val="00DF6C0D"/>
     <w:rPr>
       <w:rFonts w:asciiTheme="majorHAnsi" w:eastAsiaTheme="majorEastAsia" w:hAnsiTheme="majorHAnsi" w:cstheme="majorBidi"/>
       <w:color w:val="0F4761" w:themeColor="accent1" w:themeShade="BF"/>
@@ -1171,7 +707,7 @@
     <w:link w:val="berschrift2"/>
     <w:uiPriority w:val="9"/>
     <w:semiHidden/>
-    <w:rsid w:val="00923913"/>
+    <w:rsid w:val="00DF6C0D"/>
     <w:rPr>
       <w:rFonts w:asciiTheme="majorHAnsi" w:eastAsiaTheme="majorEastAsia" w:hAnsiTheme="majorHAnsi" w:cstheme="majorBidi"/>
       <w:color w:val="0F4761" w:themeColor="accent1" w:themeShade="BF"/>
@@ -1185,7 +721,7 @@
     <w:link w:val="berschrift3"/>
     <w:uiPriority w:val="9"/>
     <w:semiHidden/>
-    <w:rsid w:val="00923913"/>
+    <w:rsid w:val="00DF6C0D"/>
     <w:rPr>
       <w:rFonts w:eastAsiaTheme="majorEastAsia" w:cstheme="majorBidi"/>
       <w:color w:val="0F4761" w:themeColor="accent1" w:themeShade="BF"/>
@@ -1199,7 +735,7 @@
     <w:link w:val="berschrift4"/>
     <w:uiPriority w:val="9"/>
     <w:semiHidden/>
-    <w:rsid w:val="00923913"/>
+    <w:rsid w:val="00DF6C0D"/>
     <w:rPr>
       <w:rFonts w:eastAsiaTheme="majorEastAsia" w:cstheme="majorBidi"/>
       <w:i/>
@@ -1213,7 +749,7 @@
     <w:link w:val="berschrift5"/>
     <w:uiPriority w:val="9"/>
     <w:semiHidden/>
-    <w:rsid w:val="00923913"/>
+    <w:rsid w:val="00DF6C0D"/>
     <w:rPr>
       <w:rFonts w:eastAsiaTheme="majorEastAsia" w:cstheme="majorBidi"/>
       <w:color w:val="0F4761" w:themeColor="accent1" w:themeShade="BF"/>
@@ -1225,7 +761,7 @@
     <w:link w:val="berschrift6"/>
     <w:uiPriority w:val="9"/>
     <w:semiHidden/>
-    <w:rsid w:val="00923913"/>
+    <w:rsid w:val="00DF6C0D"/>
     <w:rPr>
       <w:rFonts w:eastAsiaTheme="majorEastAsia" w:cstheme="majorBidi"/>
       <w:i/>
@@ -1239,7 +775,7 @@
     <w:link w:val="berschrift7"/>
     <w:uiPriority w:val="9"/>
     <w:semiHidden/>
-    <w:rsid w:val="00923913"/>
+    <w:rsid w:val="00DF6C0D"/>
     <w:rPr>
       <w:rFonts w:eastAsiaTheme="majorEastAsia" w:cstheme="majorBidi"/>
       <w:color w:val="595959" w:themeColor="text1" w:themeTint="A6"/>
@@ -1251,7 +787,7 @@
     <w:link w:val="berschrift8"/>
     <w:uiPriority w:val="9"/>
     <w:semiHidden/>
-    <w:rsid w:val="00923913"/>
+    <w:rsid w:val="00DF6C0D"/>
     <w:rPr>
       <w:rFonts w:eastAsiaTheme="majorEastAsia" w:cstheme="majorBidi"/>
       <w:i/>
@@ -1265,7 +801,7 @@
     <w:link w:val="berschrift9"/>
     <w:uiPriority w:val="9"/>
     <w:semiHidden/>
-    <w:rsid w:val="00923913"/>
+    <w:rsid w:val="00DF6C0D"/>
     <w:rPr>
       <w:rFonts w:eastAsiaTheme="majorEastAsia" w:cstheme="majorBidi"/>
       <w:color w:val="272727" w:themeColor="text1" w:themeTint="D8"/>
@@ -1278,7 +814,7 @@
     <w:link w:val="TitelZchn"/>
     <w:uiPriority w:val="10"/>
     <w:qFormat/>
-    <w:rsid w:val="00923913"/>
+    <w:rsid w:val="00DF6C0D"/>
     <w:pPr>
       <w:spacing w:after="80" w:line="240" w:lineRule="auto"/>
       <w:contextualSpacing/>
@@ -1296,7 +832,7 @@
     <w:basedOn w:val="Absatz-Standardschriftart"/>
     <w:link w:val="Titel"/>
     <w:uiPriority w:val="10"/>
-    <w:rsid w:val="00923913"/>
+    <w:rsid w:val="00DF6C0D"/>
     <w:rPr>
       <w:rFonts w:asciiTheme="majorHAnsi" w:eastAsiaTheme="majorEastAsia" w:hAnsiTheme="majorHAnsi" w:cstheme="majorBidi"/>
       <w:spacing w:val="-10"/>
@@ -1312,7 +848,7 @@
     <w:link w:val="UntertitelZchn"/>
     <w:uiPriority w:val="11"/>
     <w:qFormat/>
-    <w:rsid w:val="00923913"/>
+    <w:rsid w:val="00DF6C0D"/>
     <w:pPr>
       <w:numPr>
         <w:ilvl w:val="1"/>
@@ -1331,7 +867,7 @@
     <w:basedOn w:val="Absatz-Standardschriftart"/>
     <w:link w:val="Untertitel"/>
     <w:uiPriority w:val="11"/>
-    <w:rsid w:val="00923913"/>
+    <w:rsid w:val="00DF6C0D"/>
     <w:rPr>
       <w:rFonts w:eastAsiaTheme="majorEastAsia" w:cstheme="majorBidi"/>
       <w:color w:val="595959" w:themeColor="text1" w:themeTint="A6"/>
@@ -1347,7 +883,7 @@
     <w:link w:val="ZitatZchn"/>
     <w:uiPriority w:val="29"/>
     <w:qFormat/>
-    <w:rsid w:val="00923913"/>
+    <w:rsid w:val="00DF6C0D"/>
     <w:pPr>
       <w:spacing w:before="160"/>
       <w:jc w:val="center"/>
@@ -1363,7 +899,7 @@
     <w:basedOn w:val="Absatz-Standardschriftart"/>
     <w:link w:val="Zitat"/>
     <w:uiPriority w:val="29"/>
-    <w:rsid w:val="00923913"/>
+    <w:rsid w:val="00DF6C0D"/>
     <w:rPr>
       <w:i/>
       <w:iCs/>
@@ -1375,7 +911,7 @@
     <w:basedOn w:val="Standard"/>
     <w:uiPriority w:val="34"/>
     <w:qFormat/>
-    <w:rsid w:val="00923913"/>
+    <w:rsid w:val="00DF6C0D"/>
     <w:pPr>
       <w:ind w:left="720"/>
       <w:contextualSpacing/>
@@ -1386,7 +922,7 @@
     <w:basedOn w:val="Absatz-Standardschriftart"/>
     <w:uiPriority w:val="21"/>
     <w:qFormat/>
-    <w:rsid w:val="00923913"/>
+    <w:rsid w:val="00DF6C0D"/>
     <w:rPr>
       <w:i/>
       <w:iCs/>
@@ -1400,7 +936,7 @@
     <w:link w:val="IntensivesZitatZchn"/>
     <w:uiPriority w:val="30"/>
     <w:qFormat/>
-    <w:rsid w:val="00923913"/>
+    <w:rsid w:val="00DF6C0D"/>
     <w:pPr>
       <w:pBdr>
         <w:top w:val="single" w:sz="4" w:space="10" w:color="0F4761" w:themeColor="accent1" w:themeShade="BF"/>
@@ -1421,7 +957,7 @@
     <w:basedOn w:val="Absatz-Standardschriftart"/>
     <w:link w:val="IntensivesZitat"/>
     <w:uiPriority w:val="30"/>
-    <w:rsid w:val="00923913"/>
+    <w:rsid w:val="00DF6C0D"/>
     <w:rPr>
       <w:i/>
       <w:iCs/>
@@ -1433,7 +969,7 @@
     <w:basedOn w:val="Absatz-Standardschriftart"/>
     <w:uiPriority w:val="32"/>
     <w:qFormat/>
-    <w:rsid w:val="00923913"/>
+    <w:rsid w:val="00DF6C0D"/>
     <w:rPr>
       <w:b/>
       <w:bCs/>
